--- a/images/Aneri Resume.docx
+++ b/images/Aneri Resume.docx
@@ -1229,17 +1229,22 @@
           <w:sz w:val="20"/>
           <w:szCs w:val="20"/>
         </w:rPr>
-        <w:t xml:space="preserve">Optimized police dispatch unit placement in Tempe using Python model and Integer Linear Programming. (Python, </w:t>
-      </w:r>
-      <w:proofErr w:type="spellStart"/>
-      <w:r>
-        <w:rPr>
-          <w:sz w:val="20"/>
-          <w:szCs w:val="20"/>
-        </w:rPr>
-        <w:t>NetworkX</w:t>
-      </w:r>
-      <w:proofErr w:type="spellEnd"/>
+        <w:t>Build Expense Manager App Using React And TypeScript</w:t>
+      </w:r>
+      <w:r>
+        <w:rPr>
+          <w:sz w:val="20"/>
+          <w:szCs w:val="20"/>
+        </w:rPr>
+        <w:t>. (</w:t>
+      </w:r>
+      <w:r>
+        <w:rPr>
+          <w:sz w:val="20"/>
+          <w:szCs w:val="20"/>
+        </w:rPr>
+        <w:t>JavaScript</w:t>
+      </w:r>
       <w:r>
         <w:rPr>
           <w:sz w:val="20"/>
@@ -1247,15 +1252,27 @@
         </w:rPr>
         <w:t xml:space="preserve">, </w:t>
       </w:r>
-      <w:proofErr w:type="spellStart"/>
-      <w:r>
-        <w:rPr>
-          <w:sz w:val="20"/>
-          <w:szCs w:val="20"/>
-        </w:rPr>
-        <w:t>GurobiPy</w:t>
-      </w:r>
-      <w:proofErr w:type="spellEnd"/>
+      <w:r>
+        <w:rPr>
+          <w:sz w:val="20"/>
+          <w:szCs w:val="20"/>
+        </w:rPr>
+        <w:t>CSS</w:t>
+      </w:r>
+      <w:r>
+        <w:rPr>
+          <w:sz w:val="20"/>
+          <w:szCs w:val="20"/>
+        </w:rPr>
+        <w:t xml:space="preserve">, </w:t>
+      </w:r>
+      <w:r>
+        <w:rPr>
+          <w:sz w:val="20"/>
+          <w:szCs w:val="20"/>
+        </w:rPr>
+        <w:t>HTML5</w:t>
+      </w:r>
       <w:r>
         <w:rPr>
           <w:sz w:val="20"/>
@@ -1281,41 +1298,30 @@
           <w:sz w:val="20"/>
           <w:szCs w:val="20"/>
         </w:rPr>
-        <w:t>Developed stock price prediction dashboard for top 100 Bombay Stock Exchange companies using Microsoft Power BI. (Microsoft Power BI)</w:t>
-      </w:r>
-    </w:p>
-    <w:p>
-      <w:pPr>
-        <w:numPr>
-          <w:ilvl w:val="0"/>
-          <w:numId w:val="4"/>
-        </w:numPr>
-        <w:spacing w:line="240" w:lineRule="atLeast"/>
-        <w:rPr>
-          <w:sz w:val="20"/>
-          <w:szCs w:val="20"/>
-        </w:rPr>
-      </w:pPr>
-      <w:r>
-        <w:rPr>
-          <w:sz w:val="20"/>
-          <w:szCs w:val="20"/>
-        </w:rPr>
-        <w:t>Built a 97% accurate hyperspectral image segmentation model using lightweight deep neural networks. (</w:t>
-      </w:r>
-      <w:r>
-        <w:rPr>
-          <w:sz w:val="20"/>
-          <w:szCs w:val="20"/>
-        </w:rPr>
-        <w:t xml:space="preserve">Python, </w:t>
-      </w:r>
-      <w:r>
-        <w:rPr>
-          <w:sz w:val="20"/>
-          <w:szCs w:val="20"/>
-        </w:rPr>
-        <w:t>Deep learning frameworks)</w:t>
+        <w:t xml:space="preserve">Designed a power bi dashboard for Patel Store to track and analyze the online sales data </w:t>
+      </w:r>
+      <w:proofErr w:type="spellStart"/>
+      <w:r>
+        <w:rPr>
+          <w:sz w:val="20"/>
+          <w:szCs w:val="20"/>
+        </w:rPr>
+        <w:t>acorss</w:t>
+      </w:r>
+      <w:proofErr w:type="spellEnd"/>
+      <w:r>
+        <w:rPr>
+          <w:sz w:val="20"/>
+          <w:szCs w:val="20"/>
+        </w:rPr>
+        <w:t xml:space="preserve"> India.</w:t>
+      </w:r>
+      <w:r>
+        <w:rPr>
+          <w:sz w:val="20"/>
+          <w:szCs w:val="20"/>
+        </w:rPr>
+        <w:t>. (Microsoft Power BI)</w:t>
       </w:r>
     </w:p>
     <w:p>
